--- a/documentation/Kurzdokumentation_Video_Wizard.docx
+++ b/documentation/Kurzdokumentation_Video_Wizard.docx
@@ -7,7 +7,9 @@
         <w:pStyle w:val="Normal"/>
         <w:spacing w:before="4000" w:after="0"/>
         <w:jc w:val="center"/>
-        <w:rPr/>
+        <w:rPr>
+          <w:sz w:val="36"/>
+        </w:rPr>
       </w:pPr>
       <w:r>
         <w:rPr>
@@ -21,12 +23,72 @@
       <w:pPr>
         <w:pStyle w:val="Normal"/>
         <w:jc w:val="center"/>
-        <w:rPr/>
-      </w:pPr>
-      <w:r>
         <w:rPr>
           <w:sz w:val="36"/>
         </w:rPr>
+      </w:pPr>
+      <w:r>
+        <w:rPr/>
+      </w:r>
+    </w:p>
+    <w:p>
+      <w:pPr>
+        <w:pStyle w:val="Normal"/>
+        <w:jc w:val="center"/>
+        <w:rPr/>
+      </w:pPr>
+      <w:r>
+        <w:drawing>
+          <wp:anchor behindDoc="0" distT="0" distB="0" distL="0" distR="0" simplePos="0" locked="0" layoutInCell="0" allowOverlap="1" relativeHeight="8">
+            <wp:simplePos x="0" y="0"/>
+            <wp:positionH relativeFrom="column">
+              <wp:posOffset>116205</wp:posOffset>
+            </wp:positionH>
+            <wp:positionV relativeFrom="paragraph">
+              <wp:posOffset>258445</wp:posOffset>
+            </wp:positionV>
+            <wp:extent cx="5731510" cy="1432560"/>
+            <wp:effectExtent l="0" t="0" r="0" b="0"/>
+            <wp:wrapSquare wrapText="largest"/>
+            <wp:docPr id="1" name="Image1" descr=""/>
+            <wp:cNvGraphicFramePr>
+              <a:graphicFrameLocks xmlns:a="http://schemas.openxmlformats.org/drawingml/2006/main" noChangeAspect="1"/>
+            </wp:cNvGraphicFramePr>
+            <a:graphic xmlns:a="http://schemas.openxmlformats.org/drawingml/2006/main">
+              <a:graphicData uri="http://schemas.openxmlformats.org/drawingml/2006/picture">
+                <pic:pic xmlns:pic="http://schemas.openxmlformats.org/drawingml/2006/picture">
+                  <pic:nvPicPr>
+                    <pic:cNvPr id="1" name="Image1" descr=""/>
+                    <pic:cNvPicPr>
+                      <a:picLocks noChangeAspect="1" noChangeArrowheads="1"/>
+                    </pic:cNvPicPr>
+                  </pic:nvPicPr>
+                  <pic:blipFill>
+                    <a:blip r:embed="rId2"/>
+                    <a:stretch>
+                      <a:fillRect/>
+                    </a:stretch>
+                  </pic:blipFill>
+                  <pic:spPr bwMode="auto">
+                    <a:xfrm>
+                      <a:off x="0" y="0"/>
+                      <a:ext cx="5731510" cy="1432560"/>
+                    </a:xfrm>
+                    <a:prstGeom prst="rect">
+                      <a:avLst/>
+                    </a:prstGeom>
+                  </pic:spPr>
+                </pic:pic>
+              </a:graphicData>
+            </a:graphic>
+          </wp:anchor>
+        </w:drawing>
+      </w:r>
+      <w:r>
+        <w:rPr>
+          <w:sz w:val="36"/>
+        </w:rPr>
+        <w:br/>
         <w:t>Kurzdokumentation</w:t>
       </w:r>
     </w:p>
@@ -1244,7 +1306,448 @@
       </w:pPr>
       <w:r>
         <w:rPr/>
-        <w:t>3.1 Architektur</w:t>
+        <w:t>3.1 Voraussetzungen</w:t>
+      </w:r>
+    </w:p>
+    <w:tbl>
+      <w:tblPr>
+        <w:tblW w:w="9027" w:type="dxa"/>
+        <w:jc w:val="left"/>
+        <w:tblInd w:w="0" w:type="dxa"/>
+        <w:tblLayout w:type="fixed"/>
+        <w:tblCellMar>
+          <w:top w:w="0" w:type="dxa"/>
+          <w:left w:w="108" w:type="dxa"/>
+          <w:bottom w:w="0" w:type="dxa"/>
+          <w:right w:w="108" w:type="dxa"/>
+        </w:tblCellMar>
+        <w:tblLook w:val="04a0" w:noHBand="0" w:noVBand="1" w:firstColumn="1" w:lastRow="0" w:lastColumn="0" w:firstRow="1"/>
+      </w:tblPr>
+      <w:tblGrid>
+        <w:gridCol w:w="3009"/>
+        <w:gridCol w:w="3009"/>
+        <w:gridCol w:w="3009"/>
+      </w:tblGrid>
+      <w:tr>
+        <w:trPr/>
+        <w:tc>
+          <w:tcPr>
+            <w:tcW w:w="3009" w:type="dxa"/>
+            <w:tcBorders/>
+          </w:tcPr>
+          <w:p>
+            <w:pPr>
+              <w:pStyle w:val="Normal"/>
+              <w:rPr/>
+            </w:pPr>
+            <w:r>
+              <w:rPr>
+                <w:b/>
+              </w:rPr>
+              <w:t>Abhängigkeit</w:t>
+            </w:r>
+          </w:p>
+        </w:tc>
+        <w:tc>
+          <w:tcPr>
+            <w:tcW w:w="3009" w:type="dxa"/>
+            <w:tcBorders/>
+          </w:tcPr>
+          <w:p>
+            <w:pPr>
+              <w:pStyle w:val="Normal"/>
+              <w:rPr/>
+            </w:pPr>
+            <w:r>
+              <w:rPr>
+                <w:b/>
+              </w:rPr>
+              <w:t>Version</w:t>
+            </w:r>
+          </w:p>
+        </w:tc>
+        <w:tc>
+          <w:tcPr>
+            <w:tcW w:w="3009" w:type="dxa"/>
+            <w:tcBorders/>
+          </w:tcPr>
+          <w:p>
+            <w:pPr>
+              <w:pStyle w:val="Normal"/>
+              <w:rPr/>
+            </w:pPr>
+            <w:r>
+              <w:rPr>
+                <w:b/>
+              </w:rPr>
+              <w:t>Zweck</w:t>
+            </w:r>
+          </w:p>
+        </w:tc>
+      </w:tr>
+      <w:tr>
+        <w:trPr/>
+        <w:tc>
+          <w:tcPr>
+            <w:tcW w:w="3009" w:type="dxa"/>
+            <w:tcBorders/>
+          </w:tcPr>
+          <w:p>
+            <w:pPr>
+              <w:pStyle w:val="Normal"/>
+              <w:rPr/>
+            </w:pPr>
+            <w:r>
+              <w:rPr/>
+              <w:t>Deno</w:t>
+            </w:r>
+          </w:p>
+        </w:tc>
+        <w:tc>
+          <w:tcPr>
+            <w:tcW w:w="3009" w:type="dxa"/>
+            <w:tcBorders/>
+          </w:tcPr>
+          <w:p>
+            <w:pPr>
+              <w:pStyle w:val="Normal"/>
+              <w:rPr/>
+            </w:pPr>
+            <w:r>
+              <w:rPr/>
+              <w:t>2.x</w:t>
+            </w:r>
+          </w:p>
+        </w:tc>
+        <w:tc>
+          <w:tcPr>
+            <w:tcW w:w="3009" w:type="dxa"/>
+            <w:tcBorders/>
+          </w:tcPr>
+          <w:p>
+            <w:pPr>
+              <w:pStyle w:val="Normal"/>
+              <w:rPr/>
+            </w:pPr>
+            <w:r>
+              <w:rPr/>
+              <w:t>Server-Runtime</w:t>
+            </w:r>
+          </w:p>
+        </w:tc>
+      </w:tr>
+      <w:tr>
+        <w:trPr/>
+        <w:tc>
+          <w:tcPr>
+            <w:tcW w:w="3009" w:type="dxa"/>
+            <w:tcBorders/>
+          </w:tcPr>
+          <w:p>
+            <w:pPr>
+              <w:pStyle w:val="Normal"/>
+              <w:rPr/>
+            </w:pPr>
+            <w:r>
+              <w:rPr/>
+              <w:t>Python</w:t>
+            </w:r>
+          </w:p>
+        </w:tc>
+        <w:tc>
+          <w:tcPr>
+            <w:tcW w:w="3009" w:type="dxa"/>
+            <w:tcBorders/>
+          </w:tcPr>
+          <w:p>
+            <w:pPr>
+              <w:pStyle w:val="Normal"/>
+              <w:rPr/>
+            </w:pPr>
+            <w:r>
+              <w:rPr/>
+              <w:t>3.9+</w:t>
+            </w:r>
+          </w:p>
+        </w:tc>
+        <w:tc>
+          <w:tcPr>
+            <w:tcW w:w="3009" w:type="dxa"/>
+            <w:tcBorders/>
+          </w:tcPr>
+          <w:p>
+            <w:pPr>
+              <w:pStyle w:val="Normal"/>
+              <w:rPr/>
+            </w:pPr>
+            <w:r>
+              <w:rPr/>
+              <w:t>Audioanalyse- und Rendering-Scripts</w:t>
+            </w:r>
+          </w:p>
+        </w:tc>
+      </w:tr>
+      <w:tr>
+        <w:trPr/>
+        <w:tc>
+          <w:tcPr>
+            <w:tcW w:w="3009" w:type="dxa"/>
+            <w:tcBorders/>
+          </w:tcPr>
+          <w:p>
+            <w:pPr>
+              <w:pStyle w:val="Normal"/>
+              <w:rPr/>
+            </w:pPr>
+            <w:r>
+              <w:rPr/>
+              <w:t>FFmpeg / FFprobe</w:t>
+            </w:r>
+          </w:p>
+        </w:tc>
+        <w:tc>
+          <w:tcPr>
+            <w:tcW w:w="3009" w:type="dxa"/>
+            <w:tcBorders/>
+          </w:tcPr>
+          <w:p>
+            <w:pPr>
+              <w:pStyle w:val="Normal"/>
+              <w:rPr/>
+            </w:pPr>
+            <w:r>
+              <w:rPr/>
+              <w:t>beliebig</w:t>
+            </w:r>
+          </w:p>
+        </w:tc>
+        <w:tc>
+          <w:tcPr>
+            <w:tcW w:w="3009" w:type="dxa"/>
+            <w:tcBorders/>
+          </w:tcPr>
+          <w:p>
+            <w:pPr>
+              <w:pStyle w:val="Normal"/>
+              <w:rPr/>
+            </w:pPr>
+            <w:r>
+              <w:rPr/>
+              <w:t>Audio-/Videoextraktion und Rendering</w:t>
+            </w:r>
+          </w:p>
+        </w:tc>
+      </w:tr>
+      <w:tr>
+        <w:trPr/>
+        <w:tc>
+          <w:tcPr>
+            <w:tcW w:w="3009" w:type="dxa"/>
+            <w:tcBorders/>
+          </w:tcPr>
+          <w:p>
+            <w:pPr>
+              <w:pStyle w:val="Normal"/>
+              <w:rPr/>
+            </w:pPr>
+            <w:r>
+              <w:rPr/>
+              <w:t>pip3</w:t>
+            </w:r>
+          </w:p>
+        </w:tc>
+        <w:tc>
+          <w:tcPr>
+            <w:tcW w:w="3009" w:type="dxa"/>
+            <w:tcBorders/>
+          </w:tcPr>
+          <w:p>
+            <w:pPr>
+              <w:pStyle w:val="Normal"/>
+              <w:rPr/>
+            </w:pPr>
+            <w:r>
+              <w:rPr/>
+              <w:t>beliebig</w:t>
+            </w:r>
+          </w:p>
+        </w:tc>
+        <w:tc>
+          <w:tcPr>
+            <w:tcW w:w="3009" w:type="dxa"/>
+            <w:tcBorders/>
+          </w:tcPr>
+          <w:p>
+            <w:pPr>
+              <w:pStyle w:val="Normal"/>
+              <w:rPr/>
+            </w:pPr>
+            <w:r>
+              <w:rPr/>
+              <w:t>Python-Paketmanager</w:t>
+            </w:r>
+          </w:p>
+        </w:tc>
+      </w:tr>
+    </w:tbl>
+    <w:p>
+      <w:pPr>
+        <w:pStyle w:val="Normal"/>
+        <w:rPr/>
+      </w:pPr>
+      <w:r>
+        <w:rPr/>
+      </w:r>
+    </w:p>
+    <w:p>
+      <w:pPr>
+        <w:pStyle w:val="Normal"/>
+        <w:rPr/>
+      </w:pPr>
+      <w:r>
+        <w:rPr>
+          <w:b/>
+        </w:rPr>
+        <w:t>Python-Pakete (werden im Virtual Environment installiert):</w:t>
+      </w:r>
+    </w:p>
+    <w:p>
+      <w:pPr>
+        <w:pStyle w:val="Normal"/>
+        <w:rPr/>
+      </w:pPr>
+      <w:r>
+        <w:rPr>
+          <w:b w:val="false"/>
+        </w:rPr>
+        <w:t xml:space="preserve">•  </w:t>
+      </w:r>
+      <w:r>
+        <w:rPr>
+          <w:b w:val="false"/>
+        </w:rPr>
+        <w:t>openai-whisper — Speech-to-Text-Modell</w:t>
+      </w:r>
+    </w:p>
+    <w:p>
+      <w:pPr>
+        <w:pStyle w:val="Normal"/>
+        <w:rPr/>
+      </w:pPr>
+      <w:r>
+        <w:rPr>
+          <w:b w:val="false"/>
+        </w:rPr>
+        <w:t xml:space="preserve">•  </w:t>
+      </w:r>
+      <w:r>
+        <w:rPr>
+          <w:b w:val="false"/>
+        </w:rPr>
+        <w:t>torch (PyTorch) — ML-Framework</w:t>
+      </w:r>
+    </w:p>
+    <w:p>
+      <w:pPr>
+        <w:pStyle w:val="Normal"/>
+        <w:rPr/>
+      </w:pPr>
+      <w:r>
+        <w:rPr>
+          <w:b w:val="false"/>
+        </w:rPr>
+        <w:t xml:space="preserve">•  </w:t>
+      </w:r>
+      <w:r>
+        <w:rPr>
+          <w:b w:val="false"/>
+        </w:rPr>
+        <w:t>transformers — Hugging Face Audioklassifikation</w:t>
+      </w:r>
+    </w:p>
+    <w:p>
+      <w:pPr>
+        <w:pStyle w:val="Normal"/>
+        <w:rPr/>
+      </w:pPr>
+      <w:r>
+        <w:rPr>
+          <w:b w:val="false"/>
+        </w:rPr>
+        <w:t xml:space="preserve">•  </w:t>
+      </w:r>
+      <w:r>
+        <w:rPr>
+          <w:b w:val="false"/>
+        </w:rPr>
+        <w:t>numpy — Numerische Berechnungen</w:t>
+      </w:r>
+    </w:p>
+    <w:p>
+      <w:pPr>
+        <w:pStyle w:val="Normal"/>
+        <w:rPr/>
+      </w:pPr>
+      <w:r>
+        <w:rPr>
+          <w:b w:val="false"/>
+        </w:rPr>
+        <w:t xml:space="preserve">•  </w:t>
+      </w:r>
+      <w:r>
+        <w:rPr>
+          <w:b w:val="false"/>
+        </w:rPr>
+        <w:t>pyttsx3 — Text-to-Speech-Synthese</w:t>
+      </w:r>
+    </w:p>
+    <w:p>
+      <w:pPr>
+        <w:pStyle w:val="Normal"/>
+        <w:rPr/>
+      </w:pPr>
+      <w:r>
+        <w:rPr>
+          <w:b w:val="false"/>
+        </w:rPr>
+        <w:t xml:space="preserve">•  </w:t>
+      </w:r>
+      <w:r>
+        <w:rPr>
+          <w:b w:val="false"/>
+        </w:rPr>
+        <w:t>python-dotenv — Umgebungsvariablen laden</w:t>
+      </w:r>
+    </w:p>
+    <w:p>
+      <w:pPr>
+        <w:pStyle w:val="Normal"/>
+        <w:rPr/>
+      </w:pPr>
+      <w:r>
+        <w:rPr/>
+      </w:r>
+    </w:p>
+    <w:p>
+      <w:pPr>
+        <w:pStyle w:val="Normal"/>
+        <w:rPr/>
+      </w:pPr>
+      <w:r>
+        <w:rPr>
+          <w:b w:val="false"/>
+        </w:rPr>
+        <w:t>GPU nicht erforderlich. PyTorch, Whisper und Transformers laufen standardmässig auf der CPU. Eine NVIDIA-GPU mit CUDA-Unterstützung beschleunigt die Audioanalyse, ist aber keine Voraussetzung. Im Code wird kein explizites GPU-Device gesetzt — die Inferenz findet auf dem von PyTorch gewählten Standard-Device statt (CPU).</w:t>
+      </w:r>
+    </w:p>
+    <w:p>
+      <w:pPr>
+        <w:pStyle w:val="Heading2"/>
+        <w:rPr/>
+      </w:pPr>
+      <w:r>
+        <w:rPr/>
+        <w:t>3.2 Architektur</w:t>
       </w:r>
     </w:p>
     <w:p>
@@ -1434,7 +1937,7 @@
       </w:pPr>
       <w:r>
         <w:rPr/>
-        <w:t>3.2 Komponenten</w:t>
+        <w:t>3.3 Komponenten</w:t>
       </w:r>
     </w:p>
     <w:p>
@@ -1804,12 +2307,24 @@
     </w:p>
     <w:p>
       <w:pPr>
+        <w:pStyle w:val="Normal"/>
+        <w:rPr/>
+      </w:pPr>
+      <w:r>
+        <w:rPr>
+          <w:b w:val="false"/>
+        </w:rPr>
+        <w:t>Der gesamte Code folgt der Abstract Prefix Notation (APN) — einer Namenskonvention, bei der der Datentyp als Präfix im Variablennamen kodiert wird (z.B. s_name für Strings, n_age für Zahlen, a_o_video für Arrays von Objekten, f_render für Funktionen). Dies erhöht die Lesbarkeit und macht den Code selbstdokumentierend. Das Whitepaper zur APN-Methodik ist unter techrxiv.org veröffentlicht.</w:t>
+      </w:r>
+    </w:p>
+    <w:p>
+      <w:pPr>
         <w:pStyle w:val="Heading2"/>
         <w:rPr/>
       </w:pPr>
       <w:r>
         <w:rPr/>
-        <w:t>3.3 Routing</w:t>
+        <w:t>3.4 Routing</w:t>
       </w:r>
     </w:p>
     <w:p>
@@ -2235,7 +2750,7 @@
       </w:pPr>
       <w:r>
         <w:rPr/>
-        <w:t>3.4 State-Management</w:t>
+        <w:t>3.5 State-Management</w:t>
       </w:r>
     </w:p>
     <w:p>
@@ -2405,7 +2920,7 @@
           <wp:inline distT="0" distB="0" distL="0" distR="0">
             <wp:extent cx="5029200" cy="6705600"/>
             <wp:effectExtent l="0" t="0" r="0" b="0"/>
-            <wp:docPr id="1" name="Picture 1" descr=""/>
+            <wp:docPr id="2" name="Picture 1" descr=""/>
             <wp:cNvGraphicFramePr>
               <a:graphicFrameLocks xmlns:a="http://schemas.openxmlformats.org/drawingml/2006/main" noChangeAspect="1"/>
             </wp:cNvGraphicFramePr>
@@ -2413,90 +2928,7 @@
               <a:graphicData uri="http://schemas.openxmlformats.org/drawingml/2006/picture">
                 <pic:pic xmlns:pic="http://schemas.openxmlformats.org/drawingml/2006/picture">
                   <pic:nvPicPr>
-                    <pic:cNvPr id="1" name="Picture 1" descr=""/>
-                    <pic:cNvPicPr>
-                      <a:picLocks noChangeAspect="1" noChangeArrowheads="1"/>
-                    </pic:cNvPicPr>
-                  </pic:nvPicPr>
-                  <pic:blipFill>
-                    <a:blip r:embed="rId2"/>
-                    <a:stretch>
-                      <a:fillRect/>
-                    </a:stretch>
-                  </pic:blipFill>
-                  <pic:spPr bwMode="auto">
-                    <a:xfrm>
-                      <a:off x="0" y="0"/>
-                      <a:ext cx="5029200" cy="6705600"/>
-                    </a:xfrm>
-                    <a:prstGeom prst="rect">
-                      <a:avLst/>
-                    </a:prstGeom>
-                  </pic:spPr>
-                </pic:pic>
-              </a:graphicData>
-            </a:graphic>
-          </wp:inline>
-        </w:drawing>
-      </w:r>
-    </w:p>
-    <w:p>
-      <w:pPr>
-        <w:pStyle w:val="Normal"/>
-        <w:jc w:val="center"/>
-        <w:rPr/>
-      </w:pPr>
-      <w:r>
-        <w:rPr>
-          <w:i/>
-          <w:sz w:val="18"/>
-        </w:rPr>
-        <w:t>Abbildung 1: Früher GUI-Entwurf (Wireframe) der Video Wizard Applikation</w:t>
-      </w:r>
-    </w:p>
-    <w:p>
-      <w:pPr>
-        <w:pStyle w:val="Heading2"/>
-        <w:rPr/>
-      </w:pPr>
-      <w:r>
-        <w:rPr/>
-        <w:t>4.2 Entity-Relationship-Modell (ERM)</w:t>
-      </w:r>
-    </w:p>
-    <w:p>
-      <w:pPr>
-        <w:pStyle w:val="Normal"/>
-        <w:rPr/>
-      </w:pPr>
-      <w:r>
-        <w:rPr>
-          <w:b w:val="false"/>
-        </w:rPr>
-        <w:t>Das Entity-Relationship-Modell zeigt die Datenstruktur der Applikation. Die zentralen Entitäten sind fsnode (Dateisystem-Knoten), Video, Audio, AudioEvent und Composition. Ein fsnode verweist auf eine Videodatei, aus der ein Audio extrahiert wird. Das Audio wird in einzelne AudioEvents aufgeteilt (Sprache, Musik, Stille). Der Benutzer wählt AudioEvents aus und fasst sie zu einer Composition zusammen, die als neues Video gerendert werden kann.</w:t>
-      </w:r>
-    </w:p>
-    <w:p>
-      <w:pPr>
-        <w:pStyle w:val="Normal"/>
-        <w:jc w:val="center"/>
-        <w:rPr/>
-      </w:pPr>
-      <w:r>
-        <w:rPr/>
-        <w:drawing>
-          <wp:inline distT="0" distB="0" distL="0" distR="0">
-            <wp:extent cx="5029200" cy="6705600"/>
-            <wp:effectExtent l="0" t="0" r="0" b="0"/>
-            <wp:docPr id="2" name="Picture 2" descr=""/>
-            <wp:cNvGraphicFramePr>
-              <a:graphicFrameLocks xmlns:a="http://schemas.openxmlformats.org/drawingml/2006/main" noChangeAspect="1"/>
-            </wp:cNvGraphicFramePr>
-            <a:graphic xmlns:a="http://schemas.openxmlformats.org/drawingml/2006/main">
-              <a:graphicData uri="http://schemas.openxmlformats.org/drawingml/2006/picture">
-                <pic:pic xmlns:pic="http://schemas.openxmlformats.org/drawingml/2006/picture">
-                  <pic:nvPicPr>
-                    <pic:cNvPr id="2" name="Picture 2" descr=""/>
+                    <pic:cNvPr id="2" name="Picture 1" descr=""/>
                     <pic:cNvPicPr>
                       <a:picLocks noChangeAspect="1" noChangeArrowheads="1"/>
                     </pic:cNvPicPr>
@@ -2534,6 +2966,89 @@
           <w:i/>
           <w:sz w:val="18"/>
         </w:rPr>
+        <w:t>Abbildung 1: Früher GUI-Entwurf (Wireframe) der Video Wizard Applikation</w:t>
+      </w:r>
+    </w:p>
+    <w:p>
+      <w:pPr>
+        <w:pStyle w:val="Heading2"/>
+        <w:rPr/>
+      </w:pPr>
+      <w:r>
+        <w:rPr/>
+        <w:t>4.2 Entity-Relationship-Modell (ERM)</w:t>
+      </w:r>
+    </w:p>
+    <w:p>
+      <w:pPr>
+        <w:pStyle w:val="Normal"/>
+        <w:rPr/>
+      </w:pPr>
+      <w:r>
+        <w:rPr>
+          <w:b w:val="false"/>
+        </w:rPr>
+        <w:t>Das Entity-Relationship-Modell zeigt die Datenstruktur der Applikation. Die zentralen Entitäten sind fsnode (Dateisystem-Knoten), Video, Audio, AudioEvent und Composition. Ein fsnode verweist auf eine Videodatei, aus der ein Audio extrahiert wird. Das Audio wird in einzelne AudioEvents aufgeteilt (Sprache, Musik, Stille). Der Benutzer wählt AudioEvents aus und fasst sie zu einer Composition zusammen, die als neues Video gerendert werden kann.</w:t>
+      </w:r>
+    </w:p>
+    <w:p>
+      <w:pPr>
+        <w:pStyle w:val="Normal"/>
+        <w:jc w:val="center"/>
+        <w:rPr/>
+      </w:pPr>
+      <w:r>
+        <w:rPr/>
+        <w:drawing>
+          <wp:inline distT="0" distB="0" distL="0" distR="0">
+            <wp:extent cx="5029200" cy="6705600"/>
+            <wp:effectExtent l="0" t="0" r="0" b="0"/>
+            <wp:docPr id="3" name="Picture 2" descr=""/>
+            <wp:cNvGraphicFramePr>
+              <a:graphicFrameLocks xmlns:a="http://schemas.openxmlformats.org/drawingml/2006/main" noChangeAspect="1"/>
+            </wp:cNvGraphicFramePr>
+            <a:graphic xmlns:a="http://schemas.openxmlformats.org/drawingml/2006/main">
+              <a:graphicData uri="http://schemas.openxmlformats.org/drawingml/2006/picture">
+                <pic:pic xmlns:pic="http://schemas.openxmlformats.org/drawingml/2006/picture">
+                  <pic:nvPicPr>
+                    <pic:cNvPr id="3" name="Picture 2" descr=""/>
+                    <pic:cNvPicPr>
+                      <a:picLocks noChangeAspect="1" noChangeArrowheads="1"/>
+                    </pic:cNvPicPr>
+                  </pic:nvPicPr>
+                  <pic:blipFill>
+                    <a:blip r:embed="rId4"/>
+                    <a:stretch>
+                      <a:fillRect/>
+                    </a:stretch>
+                  </pic:blipFill>
+                  <pic:spPr bwMode="auto">
+                    <a:xfrm>
+                      <a:off x="0" y="0"/>
+                      <a:ext cx="5029200" cy="6705600"/>
+                    </a:xfrm>
+                    <a:prstGeom prst="rect">
+                      <a:avLst/>
+                    </a:prstGeom>
+                  </pic:spPr>
+                </pic:pic>
+              </a:graphicData>
+            </a:graphic>
+          </wp:inline>
+        </w:drawing>
+      </w:r>
+    </w:p>
+    <w:p>
+      <w:pPr>
+        <w:pStyle w:val="Normal"/>
+        <w:jc w:val="center"/>
+        <w:rPr/>
+      </w:pPr>
+      <w:r>
+        <w:rPr>
+          <w:i/>
+          <w:sz w:val="18"/>
+        </w:rPr>
         <w:t>Abbildung 2: Entity-Relationship-Modell der Video Wizard Datenstruktur</w:t>
       </w:r>
     </w:p>
@@ -2544,7 +3059,261 @@
       </w:pPr>
       <w:r>
         <w:rPr/>
-        <w:t>4.3 Architekturübersicht</w:t>
+        <w:t>4.3 Screenshots der fertigen Applikation</w:t>
+      </w:r>
+    </w:p>
+    <w:p>
+      <w:pPr>
+        <w:pStyle w:val="Normal"/>
+        <w:jc w:val="center"/>
+        <w:rPr/>
+      </w:pPr>
+      <w:r>
+        <w:rPr/>
+        <w:drawing>
+          <wp:inline distT="0" distB="0" distL="0" distR="0">
+            <wp:extent cx="5029200" cy="2421890"/>
+            <wp:effectExtent l="0" t="0" r="0" b="0"/>
+            <wp:docPr id="4" name="Picture 3" descr=""/>
+            <wp:cNvGraphicFramePr>
+              <a:graphicFrameLocks xmlns:a="http://schemas.openxmlformats.org/drawingml/2006/main" noChangeAspect="1"/>
+            </wp:cNvGraphicFramePr>
+            <a:graphic xmlns:a="http://schemas.openxmlformats.org/drawingml/2006/main">
+              <a:graphicData uri="http://schemas.openxmlformats.org/drawingml/2006/picture">
+                <pic:pic xmlns:pic="http://schemas.openxmlformats.org/drawingml/2006/picture">
+                  <pic:nvPicPr>
+                    <pic:cNvPr id="4" name="Picture 3" descr=""/>
+                    <pic:cNvPicPr>
+                      <a:picLocks noChangeAspect="1" noChangeArrowheads="1"/>
+                    </pic:cNvPicPr>
+                  </pic:nvPicPr>
+                  <pic:blipFill>
+                    <a:blip r:embed="rId5"/>
+                    <a:stretch>
+                      <a:fillRect/>
+                    </a:stretch>
+                  </pic:blipFill>
+                  <pic:spPr bwMode="auto">
+                    <a:xfrm>
+                      <a:off x="0" y="0"/>
+                      <a:ext cx="5029200" cy="2421890"/>
+                    </a:xfrm>
+                    <a:prstGeom prst="rect">
+                      <a:avLst/>
+                    </a:prstGeom>
+                  </pic:spPr>
+                </pic:pic>
+              </a:graphicData>
+            </a:graphic>
+          </wp:inline>
+        </w:drawing>
+      </w:r>
+    </w:p>
+    <w:p>
+      <w:pPr>
+        <w:pStyle w:val="Normal"/>
+        <w:jc w:val="center"/>
+        <w:rPr/>
+      </w:pPr>
+      <w:r>
+        <w:rPr>
+          <w:i/>
+          <w:sz w:val="18"/>
+        </w:rPr>
+        <w:t>Abbildung 3: Filebrowser — Dateisystem-Navigation mit analysierten Videos in der Seitenleiste</w:t>
+      </w:r>
+    </w:p>
+    <w:p>
+      <w:pPr>
+        <w:pStyle w:val="Normal"/>
+        <w:jc w:val="center"/>
+        <w:rPr/>
+      </w:pPr>
+      <w:r>
+        <w:rPr/>
+        <w:drawing>
+          <wp:inline distT="0" distB="0" distL="0" distR="0">
+            <wp:extent cx="5029200" cy="4538980"/>
+            <wp:effectExtent l="0" t="0" r="0" b="0"/>
+            <wp:docPr id="5" name="Picture 4" descr=""/>
+            <wp:cNvGraphicFramePr>
+              <a:graphicFrameLocks xmlns:a="http://schemas.openxmlformats.org/drawingml/2006/main" noChangeAspect="1"/>
+            </wp:cNvGraphicFramePr>
+            <a:graphic xmlns:a="http://schemas.openxmlformats.org/drawingml/2006/main">
+              <a:graphicData uri="http://schemas.openxmlformats.org/drawingml/2006/picture">
+                <pic:pic xmlns:pic="http://schemas.openxmlformats.org/drawingml/2006/picture">
+                  <pic:nvPicPr>
+                    <pic:cNvPr id="5" name="Picture 4" descr=""/>
+                    <pic:cNvPicPr>
+                      <a:picLocks noChangeAspect="1" noChangeArrowheads="1"/>
+                    </pic:cNvPicPr>
+                  </pic:nvPicPr>
+                  <pic:blipFill>
+                    <a:blip r:embed="rId6"/>
+                    <a:stretch>
+                      <a:fillRect/>
+                    </a:stretch>
+                  </pic:blipFill>
+                  <pic:spPr bwMode="auto">
+                    <a:xfrm>
+                      <a:off x="0" y="0"/>
+                      <a:ext cx="5029200" cy="4538980"/>
+                    </a:xfrm>
+                    <a:prstGeom prst="rect">
+                      <a:avLst/>
+                    </a:prstGeom>
+                  </pic:spPr>
+                </pic:pic>
+              </a:graphicData>
+            </a:graphic>
+          </wp:inline>
+        </w:drawing>
+      </w:r>
+    </w:p>
+    <w:p>
+      <w:pPr>
+        <w:pStyle w:val="Normal"/>
+        <w:jc w:val="center"/>
+        <w:rPr/>
+      </w:pPr>
+      <w:r>
+        <w:rPr>
+          <w:i/>
+          <w:sz w:val="18"/>
+        </w:rPr>
+        <w:t>Abbildung 4: Kompositions-Editor — Videovorschau, Transkript-Suche und Audio-Event-Auswahl</w:t>
+      </w:r>
+    </w:p>
+    <w:p>
+      <w:pPr>
+        <w:pStyle w:val="Normal"/>
+        <w:jc w:val="center"/>
+        <w:rPr/>
+      </w:pPr>
+      <w:r>
+        <w:rPr/>
+        <w:drawing>
+          <wp:inline distT="0" distB="0" distL="0" distR="0">
+            <wp:extent cx="5029200" cy="4422775"/>
+            <wp:effectExtent l="0" t="0" r="0" b="0"/>
+            <wp:docPr id="6" name="Picture 5" descr=""/>
+            <wp:cNvGraphicFramePr>
+              <a:graphicFrameLocks xmlns:a="http://schemas.openxmlformats.org/drawingml/2006/main" noChangeAspect="1"/>
+            </wp:cNvGraphicFramePr>
+            <a:graphic xmlns:a="http://schemas.openxmlformats.org/drawingml/2006/main">
+              <a:graphicData uri="http://schemas.openxmlformats.org/drawingml/2006/picture">
+                <pic:pic xmlns:pic="http://schemas.openxmlformats.org/drawingml/2006/picture">
+                  <pic:nvPicPr>
+                    <pic:cNvPr id="6" name="Picture 5" descr=""/>
+                    <pic:cNvPicPr>
+                      <a:picLocks noChangeAspect="1" noChangeArrowheads="1"/>
+                    </pic:cNvPicPr>
+                  </pic:nvPicPr>
+                  <pic:blipFill>
+                    <a:blip r:embed="rId7"/>
+                    <a:stretch>
+                      <a:fillRect/>
+                    </a:stretch>
+                  </pic:blipFill>
+                  <pic:spPr bwMode="auto">
+                    <a:xfrm>
+                      <a:off x="0" y="0"/>
+                      <a:ext cx="5029200" cy="4422775"/>
+                    </a:xfrm>
+                    <a:prstGeom prst="rect">
+                      <a:avLst/>
+                    </a:prstGeom>
+                  </pic:spPr>
+                </pic:pic>
+              </a:graphicData>
+            </a:graphic>
+          </wp:inline>
+        </w:drawing>
+      </w:r>
+    </w:p>
+    <w:p>
+      <w:pPr>
+        <w:pStyle w:val="Normal"/>
+        <w:jc w:val="center"/>
+        <w:rPr/>
+      </w:pPr>
+      <w:r>
+        <w:rPr>
+          <w:i/>
+          <w:sz w:val="18"/>
+        </w:rPr>
+        <w:t>Abbildung 5: Export — Gerenderte Kompositionen mit Vorschau und Download</w:t>
+      </w:r>
+    </w:p>
+    <w:p>
+      <w:pPr>
+        <w:pStyle w:val="Normal"/>
+        <w:jc w:val="center"/>
+        <w:rPr/>
+      </w:pPr>
+      <w:r>
+        <w:rPr/>
+        <w:drawing>
+          <wp:inline distT="0" distB="0" distL="0" distR="0">
+            <wp:extent cx="5029200" cy="2710180"/>
+            <wp:effectExtent l="0" t="0" r="0" b="0"/>
+            <wp:docPr id="7" name="Picture 6" descr=""/>
+            <wp:cNvGraphicFramePr>
+              <a:graphicFrameLocks xmlns:a="http://schemas.openxmlformats.org/drawingml/2006/main" noChangeAspect="1"/>
+            </wp:cNvGraphicFramePr>
+            <a:graphic xmlns:a="http://schemas.openxmlformats.org/drawingml/2006/main">
+              <a:graphicData uri="http://schemas.openxmlformats.org/drawingml/2006/picture">
+                <pic:pic xmlns:pic="http://schemas.openxmlformats.org/drawingml/2006/picture">
+                  <pic:nvPicPr>
+                    <pic:cNvPr id="7" name="Picture 6" descr=""/>
+                    <pic:cNvPicPr>
+                      <a:picLocks noChangeAspect="1" noChangeArrowheads="1"/>
+                    </pic:cNvPicPr>
+                  </pic:nvPicPr>
+                  <pic:blipFill>
+                    <a:blip r:embed="rId8"/>
+                    <a:stretch>
+                      <a:fillRect/>
+                    </a:stretch>
+                  </pic:blipFill>
+                  <pic:spPr bwMode="auto">
+                    <a:xfrm>
+                      <a:off x="0" y="0"/>
+                      <a:ext cx="5029200" cy="2710180"/>
+                    </a:xfrm>
+                    <a:prstGeom prst="rect">
+                      <a:avLst/>
+                    </a:prstGeom>
+                  </pic:spPr>
+                </pic:pic>
+              </a:graphicData>
+            </a:graphic>
+          </wp:inline>
+        </w:drawing>
+      </w:r>
+    </w:p>
+    <w:p>
+      <w:pPr>
+        <w:pStyle w:val="Normal"/>
+        <w:jc w:val="center"/>
+        <w:rPr/>
+      </w:pPr>
+      <w:r>
+        <w:rPr>
+          <w:i/>
+          <w:sz w:val="18"/>
+        </w:rPr>
+        <w:t>Abbildung 6: CLI Monitor — Echtzeit-Überwachung laufender Prozesse</w:t>
+      </w:r>
+    </w:p>
+    <w:p>
+      <w:pPr>
+        <w:pStyle w:val="Heading2"/>
+        <w:rPr/>
+      </w:pPr>
+      <w:r>
+        <w:rPr/>
+        <w:t>4.4 Architekturübersicht</w:t>
       </w:r>
     </w:p>
     <w:p>
@@ -3096,7 +3865,19 @@
       </w:pPr>
       <w:r>
         <w:rPr/>
-        <w:t>Verbesserungsvorschläge</w:t>
+        <w:t>Aussicht &amp; Verbesserungsvorschläge</w:t>
+      </w:r>
+    </w:p>
+    <w:p>
+      <w:pPr>
+        <w:pStyle w:val="Normal"/>
+        <w:rPr/>
+      </w:pPr>
+      <w:r>
+        <w:rPr>
+          <w:b w:val="false"/>
+        </w:rPr>
+        <w:t>Die Applikation kann zu einem vollständigen Video-Editor erweitert werden. Konkrete nächste Schritte wären:</w:t>
       </w:r>
     </w:p>
     <w:p>
@@ -3171,13 +3952,510 @@
         <w:t>Detaillierteres Fehlerhandling: Bei fehlgeschlagenen Analysen könnte dem Benutzer genauer erklärt werden, warum der Prozess gescheitert ist und welche Schritte zur Behebung möglich sind.</w:t>
       </w:r>
     </w:p>
+    <w:p>
+      <w:pPr>
+        <w:pStyle w:val="Heading1"/>
+        <w:rPr/>
+      </w:pPr>
+      <w:r>
+        <w:rPr/>
+        <w:t>6. Quellen</w:t>
+      </w:r>
+    </w:p>
+    <w:tbl>
+      <w:tblPr>
+        <w:tblW w:w="9026" w:type="dxa"/>
+        <w:jc w:val="left"/>
+        <w:tblInd w:w="0" w:type="dxa"/>
+        <w:tblLayout w:type="fixed"/>
+        <w:tblCellMar>
+          <w:top w:w="0" w:type="dxa"/>
+          <w:left w:w="108" w:type="dxa"/>
+          <w:bottom w:w="0" w:type="dxa"/>
+          <w:right w:w="108" w:type="dxa"/>
+        </w:tblCellMar>
+        <w:tblLook w:val="04a0" w:noHBand="0" w:noVBand="1" w:firstColumn="1" w:lastRow="0" w:lastColumn="0" w:firstRow="1"/>
+      </w:tblPr>
+      <w:tblGrid>
+        <w:gridCol w:w="4513"/>
+        <w:gridCol w:w="4512"/>
+      </w:tblGrid>
+      <w:tr>
+        <w:trPr/>
+        <w:tc>
+          <w:tcPr>
+            <w:tcW w:w="4513" w:type="dxa"/>
+            <w:tcBorders/>
+          </w:tcPr>
+          <w:p>
+            <w:pPr>
+              <w:pStyle w:val="Normal"/>
+              <w:rPr/>
+            </w:pPr>
+            <w:r>
+              <w:rPr>
+                <w:b/>
+              </w:rPr>
+              <w:t>Tool / Bibliothek</w:t>
+            </w:r>
+          </w:p>
+        </w:tc>
+        <w:tc>
+          <w:tcPr>
+            <w:tcW w:w="4512" w:type="dxa"/>
+            <w:tcBorders/>
+          </w:tcPr>
+          <w:p>
+            <w:pPr>
+              <w:pStyle w:val="Normal"/>
+              <w:rPr/>
+            </w:pPr>
+            <w:r>
+              <w:rPr>
+                <w:b/>
+              </w:rPr>
+              <w:t>URL</w:t>
+            </w:r>
+          </w:p>
+        </w:tc>
+      </w:tr>
+      <w:tr>
+        <w:trPr/>
+        <w:tc>
+          <w:tcPr>
+            <w:tcW w:w="4513" w:type="dxa"/>
+            <w:tcBorders/>
+          </w:tcPr>
+          <w:p>
+            <w:pPr>
+              <w:pStyle w:val="Normal"/>
+              <w:rPr/>
+            </w:pPr>
+            <w:r>
+              <w:rPr/>
+              <w:t>Video Wizard Repository</w:t>
+            </w:r>
+          </w:p>
+        </w:tc>
+        <w:tc>
+          <w:tcPr>
+            <w:tcW w:w="4512" w:type="dxa"/>
+            <w:tcBorders/>
+          </w:tcPr>
+          <w:p>
+            <w:pPr>
+              <w:pStyle w:val="Normal"/>
+              <w:rPr/>
+            </w:pPr>
+            <w:r>
+              <w:rPr/>
+              <w:t>https://github.com/jonasfrey/video_wizard</w:t>
+            </w:r>
+          </w:p>
+        </w:tc>
+      </w:tr>
+      <w:tr>
+        <w:trPr/>
+        <w:tc>
+          <w:tcPr>
+            <w:tcW w:w="4513" w:type="dxa"/>
+            <w:tcBorders/>
+          </w:tcPr>
+          <w:p>
+            <w:pPr>
+              <w:pStyle w:val="Normal"/>
+              <w:rPr/>
+            </w:pPr>
+            <w:r>
+              <w:rPr/>
+              <w:t>Deno</w:t>
+            </w:r>
+          </w:p>
+        </w:tc>
+        <w:tc>
+          <w:tcPr>
+            <w:tcW w:w="4512" w:type="dxa"/>
+            <w:tcBorders/>
+          </w:tcPr>
+          <w:p>
+            <w:pPr>
+              <w:pStyle w:val="Normal"/>
+              <w:rPr/>
+            </w:pPr>
+            <w:r>
+              <w:rPr/>
+              <w:t>https://github.com/denoland/deno</w:t>
+            </w:r>
+          </w:p>
+        </w:tc>
+      </w:tr>
+      <w:tr>
+        <w:trPr/>
+        <w:tc>
+          <w:tcPr>
+            <w:tcW w:w="4513" w:type="dxa"/>
+            <w:tcBorders/>
+          </w:tcPr>
+          <w:p>
+            <w:pPr>
+              <w:pStyle w:val="Normal"/>
+              <w:rPr/>
+            </w:pPr>
+            <w:r>
+              <w:rPr/>
+              <w:t>FFmpeg</w:t>
+            </w:r>
+          </w:p>
+        </w:tc>
+        <w:tc>
+          <w:tcPr>
+            <w:tcW w:w="4512" w:type="dxa"/>
+            <w:tcBorders/>
+          </w:tcPr>
+          <w:p>
+            <w:pPr>
+              <w:pStyle w:val="Normal"/>
+              <w:rPr/>
+            </w:pPr>
+            <w:r>
+              <w:rPr/>
+              <w:t>https://github.com/FFmpeg/FFmpeg</w:t>
+            </w:r>
+          </w:p>
+        </w:tc>
+      </w:tr>
+      <w:tr>
+        <w:trPr/>
+        <w:tc>
+          <w:tcPr>
+            <w:tcW w:w="4513" w:type="dxa"/>
+            <w:tcBorders/>
+          </w:tcPr>
+          <w:p>
+            <w:pPr>
+              <w:pStyle w:val="Normal"/>
+              <w:rPr/>
+            </w:pPr>
+            <w:r>
+              <w:rPr/>
+              <w:t>OpenAI Whisper</w:t>
+            </w:r>
+          </w:p>
+        </w:tc>
+        <w:tc>
+          <w:tcPr>
+            <w:tcW w:w="4512" w:type="dxa"/>
+            <w:tcBorders/>
+          </w:tcPr>
+          <w:p>
+            <w:pPr>
+              <w:pStyle w:val="Normal"/>
+              <w:rPr/>
+            </w:pPr>
+            <w:r>
+              <w:rPr/>
+              <w:t>https://github.com/openai/whisper</w:t>
+            </w:r>
+          </w:p>
+        </w:tc>
+      </w:tr>
+      <w:tr>
+        <w:trPr/>
+        <w:tc>
+          <w:tcPr>
+            <w:tcW w:w="4513" w:type="dxa"/>
+            <w:tcBorders/>
+          </w:tcPr>
+          <w:p>
+            <w:pPr>
+              <w:pStyle w:val="Normal"/>
+              <w:rPr/>
+            </w:pPr>
+            <w:r>
+              <w:rPr/>
+              <w:t>PyTorch</w:t>
+            </w:r>
+          </w:p>
+        </w:tc>
+        <w:tc>
+          <w:tcPr>
+            <w:tcW w:w="4512" w:type="dxa"/>
+            <w:tcBorders/>
+          </w:tcPr>
+          <w:p>
+            <w:pPr>
+              <w:pStyle w:val="Normal"/>
+              <w:rPr/>
+            </w:pPr>
+            <w:r>
+              <w:rPr/>
+              <w:t>https://github.com/pytorch/pytorch</w:t>
+            </w:r>
+          </w:p>
+        </w:tc>
+      </w:tr>
+      <w:tr>
+        <w:trPr/>
+        <w:tc>
+          <w:tcPr>
+            <w:tcW w:w="4513" w:type="dxa"/>
+            <w:tcBorders/>
+          </w:tcPr>
+          <w:p>
+            <w:pPr>
+              <w:pStyle w:val="Normal"/>
+              <w:rPr/>
+            </w:pPr>
+            <w:r>
+              <w:rPr/>
+              <w:t>Hugging Face Transformers</w:t>
+            </w:r>
+          </w:p>
+        </w:tc>
+        <w:tc>
+          <w:tcPr>
+            <w:tcW w:w="4512" w:type="dxa"/>
+            <w:tcBorders/>
+          </w:tcPr>
+          <w:p>
+            <w:pPr>
+              <w:pStyle w:val="Normal"/>
+              <w:rPr/>
+            </w:pPr>
+            <w:r>
+              <w:rPr/>
+              <w:t>https://github.com/huggingface/transformers</w:t>
+            </w:r>
+          </w:p>
+        </w:tc>
+      </w:tr>
+      <w:tr>
+        <w:trPr/>
+        <w:tc>
+          <w:tcPr>
+            <w:tcW w:w="4513" w:type="dxa"/>
+            <w:tcBorders/>
+          </w:tcPr>
+          <w:p>
+            <w:pPr>
+              <w:pStyle w:val="Normal"/>
+              <w:rPr/>
+            </w:pPr>
+            <w:r>
+              <w:rPr/>
+              <w:t>Vue 3</w:t>
+            </w:r>
+          </w:p>
+        </w:tc>
+        <w:tc>
+          <w:tcPr>
+            <w:tcW w:w="4512" w:type="dxa"/>
+            <w:tcBorders/>
+          </w:tcPr>
+          <w:p>
+            <w:pPr>
+              <w:pStyle w:val="Normal"/>
+              <w:rPr/>
+            </w:pPr>
+            <w:r>
+              <w:rPr/>
+              <w:t>https://github.com/vuejs/core</w:t>
+            </w:r>
+          </w:p>
+        </w:tc>
+      </w:tr>
+      <w:tr>
+        <w:trPr/>
+        <w:tc>
+          <w:tcPr>
+            <w:tcW w:w="4513" w:type="dxa"/>
+            <w:tcBorders/>
+          </w:tcPr>
+          <w:p>
+            <w:pPr>
+              <w:pStyle w:val="Normal"/>
+              <w:rPr/>
+            </w:pPr>
+            <w:r>
+              <w:rPr/>
+              <w:t>Vue Router 4</w:t>
+            </w:r>
+          </w:p>
+        </w:tc>
+        <w:tc>
+          <w:tcPr>
+            <w:tcW w:w="4512" w:type="dxa"/>
+            <w:tcBorders/>
+          </w:tcPr>
+          <w:p>
+            <w:pPr>
+              <w:pStyle w:val="Normal"/>
+              <w:rPr/>
+            </w:pPr>
+            <w:r>
+              <w:rPr/>
+              <w:t>https://github.com/vuejs/router</w:t>
+            </w:r>
+          </w:p>
+        </w:tc>
+      </w:tr>
+      <w:tr>
+        <w:trPr/>
+        <w:tc>
+          <w:tcPr>
+            <w:tcW w:w="4513" w:type="dxa"/>
+            <w:tcBorders/>
+          </w:tcPr>
+          <w:p>
+            <w:pPr>
+              <w:pStyle w:val="Normal"/>
+              <w:rPr/>
+            </w:pPr>
+            <w:r>
+              <w:rPr/>
+              <w:t>pyttsx3</w:t>
+            </w:r>
+          </w:p>
+        </w:tc>
+        <w:tc>
+          <w:tcPr>
+            <w:tcW w:w="4512" w:type="dxa"/>
+            <w:tcBorders/>
+          </w:tcPr>
+          <w:p>
+            <w:pPr>
+              <w:pStyle w:val="Normal"/>
+              <w:rPr/>
+            </w:pPr>
+            <w:r>
+              <w:rPr/>
+              <w:t>https://github.com/nateshmbhat/pyttsx3</w:t>
+            </w:r>
+          </w:p>
+        </w:tc>
+      </w:tr>
+      <w:tr>
+        <w:trPr/>
+        <w:tc>
+          <w:tcPr>
+            <w:tcW w:w="4513" w:type="dxa"/>
+            <w:tcBorders/>
+          </w:tcPr>
+          <w:p>
+            <w:pPr>
+              <w:pStyle w:val="Normal"/>
+              <w:rPr/>
+            </w:pPr>
+            <w:r>
+              <w:rPr/>
+              <w:t>python-dotenv</w:t>
+            </w:r>
+          </w:p>
+        </w:tc>
+        <w:tc>
+          <w:tcPr>
+            <w:tcW w:w="4512" w:type="dxa"/>
+            <w:tcBorders/>
+          </w:tcPr>
+          <w:p>
+            <w:pPr>
+              <w:pStyle w:val="Normal"/>
+              <w:rPr/>
+            </w:pPr>
+            <w:r>
+              <w:rPr/>
+              <w:t>https://github.com/theskumar/python-dotenv</w:t>
+            </w:r>
+          </w:p>
+        </w:tc>
+      </w:tr>
+      <w:tr>
+        <w:trPr/>
+        <w:tc>
+          <w:tcPr>
+            <w:tcW w:w="4513" w:type="dxa"/>
+            <w:tcBorders/>
+          </w:tcPr>
+          <w:p>
+            <w:pPr>
+              <w:pStyle w:val="Normal"/>
+              <w:rPr/>
+            </w:pPr>
+            <w:r>
+              <w:rPr/>
+              <w:t>NumPy</w:t>
+            </w:r>
+          </w:p>
+        </w:tc>
+        <w:tc>
+          <w:tcPr>
+            <w:tcW w:w="4512" w:type="dxa"/>
+            <w:tcBorders/>
+          </w:tcPr>
+          <w:p>
+            <w:pPr>
+              <w:pStyle w:val="Normal"/>
+              <w:rPr/>
+            </w:pPr>
+            <w:r>
+              <w:rPr/>
+              <w:t>https://github.com/numpy/numpy</w:t>
+            </w:r>
+          </w:p>
+        </w:tc>
+      </w:tr>
+      <w:tr>
+        <w:trPr/>
+        <w:tc>
+          <w:tcPr>
+            <w:tcW w:w="4513" w:type="dxa"/>
+            <w:tcBorders/>
+          </w:tcPr>
+          <w:p>
+            <w:pPr>
+              <w:pStyle w:val="Normal"/>
+              <w:rPr/>
+            </w:pPr>
+            <w:r>
+              <w:rPr/>
+              <w:t>Abstract Prefix Notation (APN)</w:t>
+            </w:r>
+          </w:p>
+        </w:tc>
+        <w:tc>
+          <w:tcPr>
+            <w:tcW w:w="4512" w:type="dxa"/>
+            <w:tcBorders/>
+          </w:tcPr>
+          <w:p>
+            <w:pPr>
+              <w:pStyle w:val="Normal"/>
+              <w:rPr/>
+            </w:pPr>
+            <w:r>
+              <w:rPr/>
+              <w:t>https://www.techrxiv.org/users/1031649/articles/1391488-abstract-prefix-notation-apn-a-type-encoding-naming-methodology-for-programming</w:t>
+            </w:r>
+          </w:p>
+        </w:tc>
+      </w:tr>
+    </w:tbl>
+    <w:p>
+      <w:pPr>
+        <w:pStyle w:val="Normal"/>
+        <w:rPr/>
+      </w:pPr>
+      <w:r>
+        <w:rPr/>
+      </w:r>
+    </w:p>
     <w:sectPr>
-      <w:headerReference w:type="even" r:id="rId4"/>
-      <w:headerReference w:type="default" r:id="rId5"/>
-      <w:headerReference w:type="first" r:id="rId6"/>
-      <w:footerReference w:type="even" r:id="rId7"/>
-      <w:footerReference w:type="default" r:id="rId8"/>
-      <w:footerReference w:type="first" r:id="rId9"/>
+      <w:headerReference w:type="even" r:id="rId9"/>
+      <w:headerReference w:type="default" r:id="rId10"/>
+      <w:headerReference w:type="first" r:id="rId11"/>
+      <w:footerReference w:type="even" r:id="rId12"/>
+      <w:footerReference w:type="default" r:id="rId13"/>
+      <w:footerReference w:type="first" r:id="rId14"/>
       <w:type w:val="nextPage"/>
       <w:pgSz w:w="11906" w:h="16838"/>
       <w:pgMar w:left="1440" w:right="1440" w:gutter="0" w:header="708" w:top="1440" w:footer="708" w:bottom="1440"/>
@@ -3209,10 +4487,28 @@
   <w:p>
     <w:pPr>
       <w:pStyle w:val="Footer"/>
+      <w:jc w:val="center"/>
       <w:rPr/>
     </w:pPr>
     <w:r>
       <w:rPr/>
+      <w:fldChar w:fldCharType="begin"/>
+    </w:r>
+    <w:r>
+      <w:rPr/>
+      <w:instrText xml:space="preserve"> PAGE </w:instrText>
+    </w:r>
+    <w:r>
+      <w:rPr/>
+      <w:fldChar w:fldCharType="separate"/>
+    </w:r>
+    <w:r>
+      <w:rPr/>
+      <w:t>13</w:t>
+    </w:r>
+    <w:r>
+      <w:rPr/>
+      <w:fldChar w:fldCharType="end"/>
     </w:r>
   </w:p>
 </w:ftr>
@@ -3223,10 +4519,28 @@
   <w:p>
     <w:pPr>
       <w:pStyle w:val="Footer"/>
+      <w:jc w:val="center"/>
       <w:rPr/>
     </w:pPr>
     <w:r>
       <w:rPr/>
+      <w:fldChar w:fldCharType="begin"/>
+    </w:r>
+    <w:r>
+      <w:rPr/>
+      <w:instrText xml:space="preserve"> PAGE </w:instrText>
+    </w:r>
+    <w:r>
+      <w:rPr/>
+      <w:fldChar w:fldCharType="separate"/>
+    </w:r>
+    <w:r>
+      <w:rPr/>
+      <w:t>13</w:t>
+    </w:r>
+    <w:r>
+      <w:rPr/>
+      <w:fldChar w:fldCharType="end"/>
     </w:r>
   </w:p>
 </w:ftr>
